--- a/ru/wisdom-stories/mother-and-son.docx
+++ b/ru/wisdom-stories/mother-and-son.docx
@@ -4,288 +4,139 @@
   <w:body>
     <w:p>
       <w:pPr>
-        <w:spacing w:before="0" w:after="60"/>
-        <w:jc w:val="left"/>
+        <w:pStyle w:val="Title"/>
       </w:pPr>
       <w:r>
-        <w:rPr>
-          <w:rFonts w:ascii="Arial" w:hAnsi="Arial" w:eastAsia="Arial"/>
-          <w:i w:val="0"/>
-          <w:color w:val="000000"/>
-          <w:sz w:val="52"/>
-        </w:rPr>
         <w:t>Мать и сын</w:t>
       </w:r>
     </w:p>
     <w:p>
-      <w:pPr>
-        <w:jc w:val="left"/>
-      </w:pPr>
+      <w:pPr/>
       <w:r>
-        <w:rPr>
-          <w:rFonts w:ascii="Arial" w:hAnsi="Arial" w:eastAsia="Arial"/>
-          <w:i w:val="0"/>
-          <w:color w:val="000000"/>
-          <w:sz w:val="22"/>
-        </w:rPr>
         <w:t>Мужчина прислонил к стене чемоданы, которые нес с собой. Затем он встал, глубоко вздохнул и сказал матери: «Мама, это очень красивое место». «Конечно, красиво, сынок», — ответила старушка. Некоторое время они оба молчали, внимательно осматривая комнату.</w:t>
       </w:r>
     </w:p>
     <w:p>
-      <w:pPr>
-        <w:jc w:val="left"/>
-      </w:pPr>
+      <w:pPr/>
       <w:r>
-        <w:rPr>
-          <w:rFonts w:ascii="Arial" w:hAnsi="Arial" w:eastAsia="Arial"/>
-          <w:i w:val="0"/>
-          <w:color w:val="000000"/>
-          <w:sz w:val="22"/>
-        </w:rPr>
-        <w:t>Затем женщина открыла свой небольшой чемодан и достала ночную рубашку, тапочки, несколько полотенец и картину в рамке. Она поставила картину на стол рядом с кроватью.</w:t>
+        <w:t>Старушка открыла небольшой чемодан. Достала ночную рубашку, тапочки, полотенца и фотографию в рамке. Фотографию поставила у кровати.</w:t>
+      </w:r>
+    </w:p>
+    <w:p>
+      <w:pPr/>
+      <w:r>
+        <w:t>На снимке стоял мальчик в школьной форме, выпрямившись, словно солдат. Глаза полны слёз, губы плотно сжаты.</w:t>
+      </w:r>
+    </w:p>
+    <w:p>
+      <w:pPr/>
+      <w:r>
+        <w:t>Мужчина подошел к окну и открыл занавеску. Комната залилась бледным дневным светом. На улице было очень холодно. Он прислонил руки к обогревателю и некоторое время наблюдал за проезжающими мимо грязными машинами. Затем, даже не поворачивая головы, спросил: «Тебе хватит этого шкафа, мама?»</w:t>
+      </w:r>
+    </w:p>
+    <w:p>
+      <w:pPr/>
+      <w:r>
+        <w:t>Мать не ответила. Сидя на краю кровати, она не могла отвести взгляд от испуганного мальчика на фотографии.</w:t>
       </w:r>
     </w:p>
     <w:p>
       <w:pPr>
-        <w:jc w:val="left"/>
+        <w:spacing w:after="80"/>
       </w:pPr>
       <w:r>
-        <w:rPr>
-          <w:rFonts w:ascii="Arial" w:hAnsi="Arial" w:eastAsia="Arial"/>
-          <w:i w:val="0"/>
-          <w:color w:val="000000"/>
-          <w:sz w:val="22"/>
-        </w:rPr>
-        <w:t>Из картины смотрел мальчик в школьной форме, с солдатской осанкой. Ребенок с полными глазами и поджатыми губами…</w:t>
-      </w:r>
-    </w:p>
-    <w:p>
-      <w:pPr>
-        <w:jc w:val="left"/>
-      </w:pPr>
-      <w:r>
-        <w:rPr>
-          <w:rFonts w:ascii="Arial" w:hAnsi="Arial" w:eastAsia="Arial"/>
-          <w:i w:val="0"/>
-          <w:color w:val="000000"/>
-          <w:sz w:val="22"/>
-        </w:rPr>
-        <w:t>Мужчина подошел к окну и открыл занавеску. Комната залилась бледным дневным светом. На улице было очень холодно. Он прислонил руки к обогревателю и некоторое время наблюдал за проезжающими мимо грязными машинами. Затем, даже не поворачивая головы, спросил: «Тебе хватит этого шкафа, мама?»</w:t>
-      </w:r>
-    </w:p>
-    <w:p>
-      <w:pPr>
-        <w:jc w:val="left"/>
-      </w:pPr>
-      <w:r>
-        <w:rPr>
-          <w:rFonts w:ascii="Arial" w:hAnsi="Arial" w:eastAsia="Arial"/>
-          <w:i w:val="0"/>
-          <w:color w:val="000000"/>
-          <w:sz w:val="22"/>
-        </w:rPr>
-        <w:t>Старушка была погружена в свои мысли, поэтому даже не услышала сына. Она слегка наклонилась набок на кровати, ее взгляд был прикован к мальчику в потертой рамке, а его взгляд был устремлен на мальчика испуганным выражением.</w:t>
-      </w:r>
-    </w:p>
-    <w:p>
-      <w:pPr>
-        <w:jc w:val="left"/>
-      </w:pPr>
-      <w:r>
-        <w:rPr>
-          <w:rFonts w:ascii="Arial" w:hAnsi="Arial" w:eastAsia="Arial"/>
-          <w:i w:val="0"/>
-          <w:color w:val="000000"/>
-          <w:sz w:val="22"/>
-        </w:rPr>
         <w:t>Это была фотография, сделанная в первый день школы.</w:t>
       </w:r>
     </w:p>
     <w:p>
-      <w:pPr>
-        <w:jc w:val="left"/>
-      </w:pPr>
+      <w:pPr/>
       <w:r>
-        <w:rPr>
-          <w:rFonts w:ascii="Arial" w:hAnsi="Arial" w:eastAsia="Arial"/>
-          <w:i w:val="0"/>
-          <w:color w:val="000000"/>
-          <w:sz w:val="22"/>
-        </w:rPr>
-        <w:t>Женщина вдруг мысленно перенеслась в прошлое, на несколько лет назад. Накануне она часами рассказывала, как прекрасна школа, но едва успела завести сына в класс. Он был в школе весь день, и на каждой перемене она подходила к нему и говорила: «Я здесь, сынок, я жду тебя». Но мальчик еще крепче вцепился в руку матери и плакал: «Не оставляй меня, мама, мне так страшно».</w:t>
+        <w:t>Она вспомнила его первый школьный день. Накануне столько рассказывала, как хорошо в школе, а утром едва завела сына в класс. Весь день ждала у дверей и на каждой перемене повторяла: «Я здесь, сынок». Он вцеплялся ей в руку и плакал: «Не оставляй меня, мама, мне страшно».</w:t>
       </w:r>
     </w:p>
     <w:p>
-      <w:pPr>
-        <w:jc w:val="left"/>
-      </w:pPr>
+      <w:pPr/>
       <w:r>
-        <w:rPr>
-          <w:rFonts w:ascii="Arial" w:hAnsi="Arial" w:eastAsia="Arial"/>
-          <w:i w:val="0"/>
-          <w:color w:val="000000"/>
-          <w:sz w:val="22"/>
-        </w:rPr>
-        <w:t>Солнце садилось. Мужчина убрал руки от обогревателя и, обливаясь потом, прислонился ими к окну. «Открой и второй чемодан, давай положим туда твои вещи, мама», — сказал он.</w:t>
+        <w:t>Солнце садилось. Сын отнял руки от батареи и приложил вспотевшие ладони к холодному стеклу. «Давай откроем второй чемодан и разложим вещи, мама», — предложил он.</w:t>
       </w:r>
     </w:p>
     <w:p>
-      <w:pPr>
-        <w:jc w:val="left"/>
-      </w:pPr>
+      <w:pPr/>
       <w:r>
-        <w:rPr>
-          <w:rFonts w:ascii="Arial" w:hAnsi="Arial" w:eastAsia="Arial"/>
-          <w:i w:val="0"/>
-          <w:color w:val="000000"/>
-          <w:sz w:val="22"/>
-        </w:rPr>
-        <w:t>«Не медли, сынок, я сам положу. У меня все равно не так много вещей», — сказала старушка. Она протянула дрожащие руки и взяла сына за руку. Казалось, она собиралась что-то сказать, но остановилась. Она сглотнула: «Дети тоже будут волноваться».</w:t>
+        <w:t>«Иди, сынок, я сама. Вещей у меня немного». Она взяла его за руку и хотела что-то добавить, но сглотнула и сказала только: «Дети, наверное, уже ждут».</w:t>
       </w:r>
     </w:p>
     <w:p>
-      <w:pPr>
-        <w:jc w:val="left"/>
-      </w:pPr>
+      <w:pPr/>
       <w:r>
-        <w:rPr>
-          <w:rFonts w:ascii="Arial" w:hAnsi="Arial" w:eastAsia="Arial"/>
-          <w:i w:val="0"/>
-          <w:color w:val="000000"/>
-          <w:sz w:val="22"/>
-        </w:rPr>
-        <w:t>Дверь захлопнулась. Старушка осталась одна в комнате с облупившейся краской и солдатским видом на фотографии с сыном. Немного посидев на кровати, она надела тапочки и подошла к окну с открытыми шторами. Сын садился в машину.</w:t>
+        <w:t>Дверь закрылась. В комнате с облупившейся краской остались старушка и фотография сына. Она немного посидела, потом подошла к окну. Внизу сын садился в машину.</w:t>
       </w:r>
     </w:p>
     <w:p>
-      <w:pPr>
-        <w:jc w:val="left"/>
-      </w:pPr>
+      <w:pPr/>
       <w:r>
-        <w:rPr>
-          <w:rFonts w:ascii="Arial" w:hAnsi="Arial" w:eastAsia="Arial"/>
-          <w:i w:val="0"/>
-          <w:color w:val="000000"/>
-          <w:sz w:val="22"/>
-        </w:rPr>
         <w:t>Старушка испугалась. Несмотря на то, что накануне она часами слушала рассказы о красоте этого места, она всё ещё боялась.</w:t>
       </w:r>
     </w:p>
     <w:p>
-      <w:pPr>
-        <w:jc w:val="left"/>
-      </w:pPr>
+      <w:pPr/>
       <w:r>
-        <w:rPr>
-          <w:rFonts w:ascii="Arial" w:hAnsi="Arial" w:eastAsia="Arial"/>
-          <w:i w:val="0"/>
-          <w:color w:val="000000"/>
-          <w:sz w:val="22"/>
-        </w:rPr>
         <w:t>Отпечаток ладони сына всё ещё оставался на стекле. Она осторожно приложила щеку к отпечатку. Её глаза были полны слез, губы поджаты.</w:t>
       </w:r>
     </w:p>
     <w:p>
       <w:pPr>
-        <w:jc w:val="left"/>
+        <w:spacing w:after="80"/>
       </w:pPr>
       <w:r>
-        <w:rPr>
-          <w:rFonts w:ascii="Arial" w:hAnsi="Arial" w:eastAsia="Arial"/>
-          <w:i w:val="0"/>
-          <w:color w:val="000000"/>
-          <w:sz w:val="22"/>
-        </w:rPr>
         <w:t>«Не оставляй меня, сынок, мне так страшно», — прошептала она.</w:t>
       </w:r>
     </w:p>
     <w:p>
-      <w:pPr>
-        <w:jc w:val="left"/>
-      </w:pPr>
+      <w:pPr/>
       <w:r>
-        <w:rPr>
-          <w:rFonts w:ascii="Arial" w:hAnsi="Arial" w:eastAsia="Arial"/>
-          <w:i w:val="0"/>
-          <w:color w:val="000000"/>
-          <w:sz w:val="22"/>
-        </w:rPr>
         <w:t>Слова словно растаяли на запотевшем стекле и потекли к сыну, который сидел снаружи в своей машине и махал ей рукой.</w:t>
       </w:r>
     </w:p>
     <w:p>
       <w:pPr>
-        <w:jc w:val="left"/>
+        <w:keepNext/>
       </w:pPr>
       <w:r>
-        <w:rPr>
-          <w:rFonts w:ascii="Arial" w:hAnsi="Arial" w:eastAsia="Arial"/>
-          <w:i w:val="0"/>
-          <w:color w:val="000000"/>
-          <w:sz w:val="22"/>
-        </w:rPr>
         <w:t>Те, кто жил на том же этаже, что и старушка, услышали той ночью рыдания. Единственное, к чему они привыкли в доме престарелых, — это звуки рыданий, эхом разносившиеся по коридорам по ночам.</w:t>
       </w:r>
     </w:p>
     <w:p>
       <w:pPr>
-        <w:pStyle w:val="Moral"/>
         <w:keepNext/>
         <w:keepLines/>
-        <w:widowControl/>
-        <w:spacing w:before="240" w:after="180" w:line="283" w:lineRule="auto"/>
-        <w:ind w:left="240" w:right="240"/>
-        <w:jc w:val="left"/>
-        <w:pBdr>
-          <w:top w:val="single" w:sz="8" w:space="7" w:color="E8D59A"/>
-          <w:left w:val="single" w:sz="32" w:space="11" w:color="C6A23A"/>
-          <w:bottom w:val="single" w:sz="8" w:space="7" w:color="E8D59A"/>
-          <w:right w:val="single" w:sz="8" w:space="11" w:color="E8D59A"/>
-        </w:pBdr>
-        <w:shd w:val="clear" w:color="auto" w:fill="FFF8E1"/>
+        <w:spacing w:before="160"/>
       </w:pPr>
       <w:r>
         <w:rPr>
-          <w:rFonts w:ascii="Arial" w:hAnsi="Arial" w:eastAsia="Arial" w:cs="Arial"/>
           <w:b/>
-          <w:i w:val="0"/>
-          <w:color w:val="9A7417"/>
-          <w:sz w:val="22"/>
         </w:rPr>
-        <w:t xml:space="preserve">Мораль: </w:t>
+        <w:t>Мораль:</w:t>
       </w:r>
       <w:r>
-        <w:rPr>
-          <w:rFonts w:ascii="Arial" w:hAnsi="Arial" w:eastAsia="Arial" w:cs="Arial"/>
-          <w:b w:val="0"/>
-          <w:i w:val="0"/>
-          <w:color w:val="3F3826"/>
-          <w:sz w:val="22"/>
-        </w:rPr>
-        <w:t>Жизнь — это круг: ребенок, который держится за руку матери сегодня, завтра может ее покинуть. Истинная преданность родителю — это не физическая забота, а любовь и внимание.</w:t>
+        <w:t xml:space="preserve"> Жизнь — это круг: ребенок, который держится за руку матери сегодня, завтра может ее покинуть. Истинная преданность родителю — это не физическая забота, а любовь и внимание.</w:t>
       </w:r>
     </w:p>
     <w:p>
       <w:pPr>
-        <w:keepLines/>
-        <w:widowControl/>
-        <w:spacing w:before="60" w:after="0" w:line="240" w:lineRule="auto"/>
-        <w:jc w:val="right"/>
+        <w:spacing w:after="80"/>
       </w:pPr>
       <w:r>
         <w:rPr>
-          <w:rFonts w:ascii="Arial" w:hAnsi="Arial" w:eastAsia="Arial" w:cs="Arial"/>
-          <w:b w:val="0"/>
           <w:i/>
-          <w:color w:val="8A7950"/>
-          <w:sz w:val="17"/>
+          <w:sz w:val="18"/>
         </w:rPr>
         <w:t>«История взята из открытых источников Интернета.»</w:t>
       </w:r>
     </w:p>
     <w:sectPr>
-      <w:pgSz w:w="12240" w:h="15840"/>
-      <w:pgMar w:top="1440" w:right="1440" w:bottom="1440" w:left="1440" w:header="708" w:footer="708" w:gutter="0"/>
+      <w:pgSz w:w="11909" w:h="16834"/>
+      <w:pgMar w:top="1152" w:right="1224" w:bottom="1152" w:left="1224" w:header="720" w:footer="720" w:gutter="0"/>
       <w:cols w:space="720"/>
       <w:docGrid w:linePitch="360"/>
     </w:sectPr>
@@ -657,12 +508,14 @@
     <w:qFormat/>
     <w:rsid w:val="00FC693F"/>
     <w:pPr>
-      <w:spacing w:before="0" w:after="160" w:line="276" w:lineRule="auto"/>
+      <w:widowControl/>
+      <w:spacing w:after="120" w:line="269" w:lineRule="auto"/>
     </w:pPr>
     <w:rPr>
-      <w:rFonts w:ascii="Arial" w:hAnsi="Arial" w:eastAsia="Arial"/>
+      <w:rFonts w:ascii="Arial" w:hAnsi="Arial"/>
       <w:color w:val="000000"/>
       <w:sz w:val="22"/>
+      <w:lang w:val="ru-RU"/>
     </w:rPr>
   </w:style>
   <w:style w:type="paragraph" w:styleId="Header">
@@ -1006,18 +859,20 @@
     <w:qFormat/>
     <w:rsid w:val="00FC693F"/>
     <w:pPr>
+      <w:keepNext/>
       <w:pBdr>
         <w:bottom w:val="single" w:sz="8" w:space="4" w:color="4F81BD" w:themeColor="accent1"/>
       </w:pBdr>
-      <w:spacing w:after="300" w:line="240" w:lineRule="auto"/>
+      <w:spacing w:after="280" w:line="240" w:lineRule="auto"/>
       <w:contextualSpacing/>
     </w:pPr>
     <w:rPr>
-      <w:rFonts w:asciiTheme="majorHAnsi" w:eastAsiaTheme="majorEastAsia" w:hAnsiTheme="majorHAnsi" w:cstheme="majorBidi"/>
-      <w:color w:val="17365D" w:themeColor="text2" w:themeShade="BF"/>
+      <w:rFonts w:asciiTheme="majorHAnsi" w:eastAsiaTheme="majorEastAsia" w:hAnsiTheme="majorHAnsi" w:cstheme="majorBidi" w:ascii="Arial" w:hAnsi="Arial"/>
+      <w:b/>
+      <w:color w:val="000000"/>
       <w:spacing w:val="5"/>
       <w:kern w:val="28"/>
-      <w:sz w:val="52"/>
+      <w:sz w:val="34"/>
       <w:szCs w:val="52"/>
     </w:rPr>
   </w:style>
@@ -12346,18 +12201,6 @@
         <w:shd w:val="clear" w:color="auto" w:fill="FBCAA2" w:themeFill="accent6" w:themeFillTint="7F"/>
       </w:tcPr>
     </w:tblStylePr>
-  </w:style>
-  <w:style w:type="paragraph" w:customStyle="1" w:styleId="Moral">
-    <w:name w:val="Moral"/>
-    <w:basedOn w:val="Normal"/>
-    <w:pPr>
-      <w:spacing w:before="160" w:after="0" w:line="276" w:lineRule="auto"/>
-    </w:pPr>
-    <w:rPr>
-      <w:rFonts w:ascii="Arial" w:hAnsi="Arial" w:eastAsia="Arial"/>
-      <w:i/>
-      <w:sz w:val="22"/>
-    </w:rPr>
   </w:style>
 </w:styles>
 </file>

--- a/ru/wisdom-stories/mother-and-son.docx
+++ b/ru/wisdom-stories/mother-and-son.docx
@@ -19,7 +19,7 @@
     <w:p>
       <w:pPr/>
       <w:r>
-        <w:t>Старушка открыла небольшой чемодан. Достала ночную рубашку, тапочки, полотенца и фотографию в рамке. Фотографию поставила у кровати.</w:t>
+        <w:t>Старушка открыла небольшой чемодан. Достала ночную рубашку, тапочки, полотенца и фотографию в рамке. Фотографию поставила на стол у кровати.</w:t>
       </w:r>
     </w:p>
     <w:p>
@@ -37,7 +37,7 @@
     <w:p>
       <w:pPr/>
       <w:r>
-        <w:t>Мать не ответила. Сидя на краю кровати, она не могла отвести взгляд от испуганного мальчика на фотографии.</w:t>
+        <w:t>Погрузившись в мысли, мать даже не услышала сына. Сидя на кровати, чуть склонившись набок, она не могла отвести взгляд от испуганного мальчика в потрёпанной рамке.</w:t>
       </w:r>
     </w:p>
     <w:p>
@@ -51,25 +51,25 @@
     <w:p>
       <w:pPr/>
       <w:r>
-        <w:t>Она вспомнила его первый школьный день. Накануне столько рассказывала, как хорошо в школе, а утром едва завела сына в класс. Весь день ждала у дверей и на каждой перемене повторяла: «Я здесь, сынок». Он вцеплялся ей в руку и плакал: «Не оставляй меня, мама, мне страшно».</w:t>
+        <w:t>Она вспомнила его первый школьный день. Накануне она часами объясняла, каким прекрасным местом будет школа, а едва завела сына в класс. Весь день оставалась в школе и на каждой перемене повторяла: «Я здесь, сынок, я жду тебя». Но каждый раз он ещё крепче вцеплялся ей в руку и плакал: «Не оставляй меня, мама, мне страшно».</w:t>
       </w:r>
     </w:p>
     <w:p>
       <w:pPr/>
       <w:r>
-        <w:t>Солнце садилось. Сын отнял руки от батареи и приложил вспотевшие ладони к холодному стеклу. «Давай откроем второй чемодан и разложим вещи, мама», — предложил он.</w:t>
+        <w:t>Солнце садилось. Сын отнял руки от батареи и опёрся на запотевшее окно. «Давай откроем второй чемодан и разложим вещи, мама», — предложил он.</w:t>
       </w:r>
     </w:p>
     <w:p>
       <w:pPr/>
       <w:r>
-        <w:t>«Иди, сынок, я сама. Вещей у меня немного». Она взяла его за руку и хотела что-то добавить, но сглотнула и сказала только: «Дети, наверное, уже ждут».</w:t>
+        <w:t>«Иди, сынок, я сама. Вещей у меня немного». Она протянула дрожащие руки и взяла его за руку и хотела что-то добавить, но сглотнула и сказала только: «Дети тоже будут беспокоиться».</w:t>
       </w:r>
     </w:p>
     <w:p>
       <w:pPr/>
       <w:r>
-        <w:t>Дверь закрылась. В комнате с облупившейся краской остались старушка и фотография сына. Она немного посидела, потом подошла к окну. Внизу сын садился в машину.</w:t>
+        <w:t>Дверь закрылась со скрипом. В комнате с облупившейся краской остались старушка и фотография сына. Она немного посидела, потом надела тапочки и подошла к окну. Внизу сын садился в машину.</w:t>
       </w:r>
     </w:p>
     <w:p>
@@ -116,11 +116,9 @@
         <w:rPr>
           <w:b/>
         </w:rPr>
-        <w:t>Мораль:</w:t>
+        <w:t>Мораль: Ребёнок, который когда-то держался за руку матери, может вырасти и оставить её одну. Верность родителю — это не только материальная забота: нельзя лишать его любви и внимания.</w:t>
       </w:r>
-      <w:r>
-        <w:t xml:space="preserve"> Жизнь — это круг: ребенок, который держится за руку матери сегодня, завтра может ее покинуть. Истинная преданность родителю — это не физическая забота, а любовь и внимание.</w:t>
-      </w:r>
+      <w:r/>
     </w:p>
     <w:p>
       <w:pPr>
@@ -131,7 +129,7 @@
           <w:i/>
           <w:sz w:val="18"/>
         </w:rPr>
-        <w:t>«История взята из открытых источников Интернета.»</w:t>
+        <w:t>Рассказы взяты из открытых интернет-источников, а иллюстрации созданы с помощью ИИ.</w:t>
       </w:r>
     </w:p>
     <w:sectPr>
